--- a/docs/改修要件定義書.docx
+++ b/docs/改修要件定義書.docx
@@ -232,7 +232,7 @@
         <w:rPr>
           <w:rFonts w:ascii="Yu Gothic" w:cs="Yu Gothic" w:eastAsia="Yu Gothic" w:hAnsi="Yu Gothic"/>
         </w:rPr>
-        <w:t xml:space="preserve">セキュリティリスクを最小化するため、ネットワーク非接続のオフライン単一ファイル（HTML）を、指定端末（JCHOメール端末等）のブラウザで動作させる形態を採用する。</w:t>
+        <w:t xml:space="preserve">院内ポータルへの設置は行わず、既存のデスクトップアプリを、RI室が使用する指定端末（ネット端末）に設置して運用する形態を採用する。アプリは外部・院内網へ一切通信しないため、ネット端末に設置しても患者データが外部へ出ることはない。</w:t>
       </w:r>
     </w:p>
     <w:p>
@@ -369,22 +369,30 @@
             <w:r>
               <w:rPr>
                 <w:rFonts w:ascii="Yu Gothic" w:cs="Yu Gothic" w:eastAsia="Yu Gothic" w:hAnsi="Yu Gothic"/>
-              </w:rPr>
-              <w:t xml:space="preserve">ネットワーク非接続の</w:t>
-            </w:r>
-            <w:r>
-              <w:rPr>
-                <w:rFonts w:ascii="Yu Gothic" w:cs="Yu Gothic" w:eastAsia="Yu Gothic" w:hAnsi="Yu Gothic"/>
-                <w:b/>
-                <w:bCs/>
-              </w:rPr>
-              <w:t xml:space="preserve">オフライン単一ファイル（HTML）</w:t>
-            </w:r>
-            <w:r>
-              <w:rPr>
-                <w:rFonts w:ascii="Yu Gothic" w:cs="Yu Gothic" w:eastAsia="Yu Gothic" w:hAnsi="Yu Gothic"/>
-              </w:rPr>
-              <w:t xml:space="preserve">。指定端末のブラウザで開いて動作。インストール不要。</w:t>
+                <w:b/>
+                <w:bCs/>
+              </w:rPr>
+              <w:t xml:space="preserve">ローカル完結型のデスクトップアプリ（Windows x64）</w:t>
+            </w:r>
+            <w:r>
+              <w:rPr>
+                <w:rFonts w:ascii="Yu Gothic" w:cs="Yu Gothic" w:eastAsia="Yu Gothic" w:hAnsi="Yu Gothic"/>
+              </w:rPr>
+              <w:t xml:space="preserve">。RI室が使用する</w:t>
+            </w:r>
+            <w:r>
+              <w:rPr>
+                <w:rFonts w:ascii="Yu Gothic" w:cs="Yu Gothic" w:eastAsia="Yu Gothic" w:hAnsi="Yu Gothic"/>
+                <w:b/>
+                <w:bCs/>
+              </w:rPr>
+              <w:t xml:space="preserve">指定端末（ネット端末）に設置</w:t>
+            </w:r>
+            <w:r>
+              <w:rPr>
+                <w:rFonts w:ascii="Yu Gothic" w:cs="Yu Gothic" w:eastAsia="Yu Gothic" w:hAnsi="Yu Gothic"/>
+              </w:rPr>
+              <w:t xml:space="preserve">。ユーザー単位でインストール（管理者権限不要）。</w:t>
             </w:r>
           </w:p>
         </w:tc>
@@ -2030,7 +2038,7 @@
               <w:rPr>
                 <w:rFonts w:ascii="Yu Gothic" w:cs="Yu Gothic" w:eastAsia="Yu Gothic" w:hAnsi="Yu Gothic"/>
               </w:rPr>
-              <w:t xml:space="preserve">単一ファイルで起動が単純。定期バックアップ（書き出しファイル）で消失に備える。</w:t>
+              <w:t xml:space="preserve">指定端末で起動が単純。定期バックアップ（書き出しファイル）で消失に備える。</w:t>
             </w:r>
           </w:p>
         </w:tc>
@@ -2081,7 +2089,7 @@
                 <w:b/>
                 <w:bCs/>
               </w:rPr>
-              <w:t xml:space="preserve">単一ファイルの差し替えで更新</w:t>
+              <w:t xml:space="preserve">インストーラの差し替えで更新（ユーザー単位）</w:t>
             </w:r>
             <w:r>
               <w:rPr>
@@ -2833,7 +2841,7 @@
               <w:rPr>
                 <w:rFonts w:ascii="Yu Gothic" w:cs="Yu Gothic" w:eastAsia="Yu Gothic" w:hAnsi="Yu Gothic"/>
               </w:rPr>
-              <w:t xml:space="preserve">単一ファイル＋手順書＋二名体制</w:t>
+              <w:t xml:space="preserve">手順書＋ソース公開＋二名体制＋データ可搬性</w:t>
             </w:r>
           </w:p>
         </w:tc>
